--- a/example_articles/countries/France/3.countries_France_New_York_Times.docx
+++ b/example_articles/countries/France/3.countries_France_New_York_Times.docx
@@ -29,17 +29,17 @@
     </w:p>
     <w:p>
       <w:r>
-        <w:t>Source File: NYT/49.DOCX</w:t>
+        <w:t>Source file: NYT/49.DOCX</w:t>
       </w:r>
     </w:p>
     <w:p>
       <w:r>
-        <w:t>Raw locations result: ['France']</w:t>
+        <w:t>Raw locations result, 'locations': ['France']</w:t>
       </w:r>
     </w:p>
     <w:p>
       <w:r>
-        <w:t>countries_stand_flat (Standardized): France</w:t>
+        <w:t>Standardized locations result, 'countries_stand_flat': France</w:t>
       </w:r>
     </w:p>
     <w:p>

--- a/example_articles/countries/France/3.countries_France_New_York_Times.docx
+++ b/example_articles/countries/France/3.countries_France_New_York_Times.docx
@@ -7,9 +7,9 @@
         <w:pStyle w:val="Heading1"/>
       </w:pPr>
       <w:r>
-        <w:t>Shelter Foes Reorganize as Helpers;</w:t>
+        <w:t>ART VIEW;</w:t>
         <w:br/>
-        <w:t>Forced to Take the Homeless, Queens Neighbors Join Them</w:t>
+        <w:t>Seurat: The Enigma Behind the Luster</w:t>
       </w:r>
     </w:p>
     <w:p>
@@ -19,17 +19,17 @@
     </w:p>
     <w:p>
       <w:r>
-        <w:t>Date: 1993-03-24</w:t>
+        <w:t>Date: 1991-09-22</w:t>
       </w:r>
     </w:p>
     <w:p>
       <w:r>
-        <w:t>Section: Section B;; Section B; Page 1; Column 2; Metropolitan Desk; Column 2;</w:t>
+        <w:t>Section: Section 2;; Section 2; Page 1; Column 2; Arts &amp; Leisure Desk; Column 2;; Biography</w:t>
       </w:r>
     </w:p>
     <w:p>
       <w:r>
-        <w:t>Source file: NYT/49.DOCX</w:t>
+        <w:t>Source file: NYT/52.DOCX</w:t>
       </w:r>
     </w:p>
     <w:p>
@@ -51,79 +51,39 @@
     </w:p>
     <w:p>
       <w:r>
-        <w:t>More than a year ago, when Barbara Farmer and her daughter stayed at a shelter in Jamaica, Queens, they could scarcely go outside without hearing taunts and racial insults. "You don't belong here," she recalled several angry residents of the working-class neighborhood shouting at them and other homeless families.</w:t>
+        <w:t>A century after his death from diphtheria at the age of 31, Georges Seurat remains a mystery. In his personal affairs he was so intensely private that even his closest friends were surprised to discover when he died that he had had a child by a mistress, Madeleine Knoblock. The paintings and drawings he left behind in the so-called scientific style of brilliantly colored dots and dashes proved perplexing to mainstream French audiences and his death went largely unnoticed in the press, his works fetched only a few hundred francs, and it took until this year for his native city of Paris to honor him with the sort of major retrospective he deserves.</w:t>
         <w:br/>
-        <w:t>"The people there didn't want us in the neighborhood," said Ms. Farmer, who is 39 and black. "But they had no say in the matter."</w:t>
+        <w:t>That exhibition has now arrived at the Metropolitan Museum of Art in New York, where it opens in a revised form to the public on Tuesday, after a dozen days of members' previews. It is nothing short of ravishing, a provocative, thoughtful show, far more coherently and elegantly displayed than it was in the difficult spaces of the Grand Palais. It remains on view through Jan. 12.</w:t>
         <w:br/>
-        <w:t>Ms. Farmer and her daughter still live in a homeless shelter -- in a new one that opened last fall in Briarwood, Queens -- but the reception this time has been strikingly different.</w:t>
+        <w:t>From the early rooms of drawings -- which Seurat's friend and colleague Paul Signac may have been right to call "the most beautiful painters' drawings in existence" -- to the last gallery, in which hang two of the artist's late, great pictures, "Cirque" and "Parade de Cirque," the exhibition lays out the full scope and significance of what Seurat achieved during his brief career. The popular misconception that he left behind only a small body of work is dispelled once and for all by this selection of more than 200 of the many hundreds of paintings and drawings he produced during a decade of tireless productivity. After seeing "Seurat," one can readily imagine why even mature artists like Camille Pissarro decided for a time to throw aside what they had done before and follow in the young painter's radical footsteps.</w:t>
         <w:br/>
-        <w:t>The residents in the neighborhood, who once bitterly opposed the shelter's construction, have in a way welcomed people like Ms. Farmer. Finding they had no choice but to accept it, residents have looked for ways to live peacefully with the shelter and support its homeless families in an attempt to preserve the tranquillity that has long lent charm to their modest neighborhood of narrow streets, small homes and tidy gardens.</w:t>
+        <w:t xml:space="preserve"> The show is not without gaps, beginning with the absence of the work that established him, right off the bat, at the age of 23, as an artist of immense importance. How extraordinary the experience must have been for the Parisians who first encountered "Une Bai gnade, Asnieres" at the Salon des Independants in the spring of 1884, and no wonder critics had difficulty deciding on how to categorize the painting. In its arrangement of posed, statuesque, almost waxen figures, it recalled the Beaux-Arts tradition, and perhaps looked even further back, as T. J. Clark has suggested, to the work of Poussin. But it also echoed the self-consciously awkward classicism of one of Seurat's contemporary heroes, Puvis de Chavannes.</w:t>
         <w:br/>
-        <w:t>Even before the shelter opened, residents offered recommendations on its design and its social programs, and are now volunteering as tutors, instructors and playmates -- in part in an effort to keep an eye on things.</w:t>
+        <w:t xml:space="preserve"> And yet it was the kind of work that characterized the art of the Impressionists, an image of men bathing at an unfashionable stretch of the Seine in the working-class area called Asnieres. Seurat monumentalized the everyday and everyday workers, and in so doing also endowed them with a degree of artificiality that seemed a commentary on modern life. Seurat's figures are more archetypes than individuals, isolated from one another even though occupying the same spaces, dignified but in a grave way that speaks to what the Seurat scholar Bernd Growe has called "the pathos of anonymity."</w:t>
         <w:br/>
-        <w:t>"People, of course, want to help, but they also want to know what's going on in there," said Marianne Loser, the president of the Briarwood Community Association. The group initially opposed the shelter, which now houses 300 people at 134th Street and Union Turnpike.</w:t>
+        <w:t xml:space="preserve"> The exhibition includes numerous drawings and painted sketches for "Baignade" documenting the methodical process by which Seurat composed his major works. In an ideal world, the National Gallery in London would have lent the sorely missed "Bai gnade" to the show, just as the Art Institute of Chicago would have lent "La Grande Jatte," the Barnes Foundation near Philadelphia would have lent "Poseuses," and the Kroller-Muller in the Netherlands would have lent "Chahut." But for various legal and conservation reasons, these key paintings were not allowed to travel.</w:t>
         <w:br/>
-        <w:t>The experience at Briarwood illustrates how the city's efforts to house the homeless need not always end with bitterness that leaves bruises on both neighborhood residents and the homeless people in their midst. The city has been sued at least 44 times in the last five years by residents trying to block its efforts to house homeless people in other neighborhoods.</w:t>
+        <w:t xml:space="preserve"> Their absence is made more conspicuous than it was in Paris by the fact that the Metropolitan has hung related drawings and paintings together. By so adroitly clarifying the relationships between preparatory works and final pictures, the museum has, paradoxically, also emphasized the gaps.</w:t>
         <w:br/>
-        <w:t xml:space="preserve"> </w:t>
+        <w:t xml:space="preserve"> Yet the peerless drawings and the revelations in the last galleries of landscapes and other paintings largely make up for the missing works -- which in any case are discussed at length in the 450-page catalogue written principally by Robert Herbert, the American art historian, who has spent decades working on Seurat.</w:t>
         <w:br/>
-        <w:t>Landscape Changed, With No Problems Yet</w:t>
+        <w:t xml:space="preserve"> Mr. Herbert has organized the exhibition in collaboration with Francoise Cachin, Signac's granddaughter and the director of the Musee d'Orsay in Paris, Anne Distel of Orsay, and Gary Tinterow and Susan Alyson Stein at the Metropolitan. They have begun with the student drawings of plaster casts and live models, and copies from Old Masters, none of which reveal the style an exquisite touch that characterized the artist's maturity.</w:t>
         <w:br/>
-        <w:t xml:space="preserve"> More than four months after the shelter opened in Briarwood, residents said, the shelter has clearly changed the landscape of their community, but it has not created the problems many feared -- at least not so far. And the homeless families who live there say they have yet to encounter hostility from their new neighbors.</w:t>
+        <w:t xml:space="preserve"> One can measure the distance his art traveled from these early works by comparing the tentative 1875 drawing of a sculpture from the Parthenon with the supremely suave and velvety rendition seven years later of the artist Aman-Jean, one of the great portrait drawings of the 19th century.</w:t>
         <w:br/>
-        <w:t>"The Briarwood shelter is certainly an example that the city can meet the needs of homeless families while addressing the concerns of a community," said Steven Banks, a lawyer for the Legal Aid Society who has sued the city in the past over its handling of the homeless. The plan to build a shelter in Briarwood began like similar efforts in other areas. When the Koch administration proposed building it and other shelters around the city in 1987, the residents rose up in opposition.</w:t>
+        <w:t xml:space="preserve"> With his beloved Conte crayon in hand and a sheet of the heavily textured, milky white Michallet paper before him, Seurat brought into being a dark world of dark figures surrounded by eerie halos of light. It is amazing how much detail he conveyed with what seems like the most impalpable of means, and also how much feeling. He could bring to mind Goya's netherworld or Redon's Symbolism or the quotidian views depicted by Millet. He could be amusing, when borrowing a cue from the posters that he so admired and on which he relied heavily, or he could suggest the most private of emotions in a rendition of his mother intently sewing, a work that points the way toward Vuillard.</w:t>
         <w:br/>
-        <w:t>Scores of people throughout the neighborhood voiced their concerns at monthly meetings of the Briarwood Community Association, which organized the opposition campaign. People donated $92,000 to hire a law firm and fought the shelter all the way to the State Court of Appeals before losing in 1989.</w:t>
+        <w:t xml:space="preserve"> Throughout the show, even modest drawings rival the paintings. One is among the preliminary sketches for "La Grande Jatte," a rendition of a row of trees so stark and abstract it has something of the effect of a Barnett Newman zip painting. An amusing drawing of a bootblack and his client typifies Seurat's ability to create glyphs that crystallize and make memorable the most mundane transaction. And Seurat's manner of drawing is especially suited to scenes of music halls and concerts, with their abrupt darks and lights, which are dependent on Degas's cropped images and wry juxtapositions.</w:t>
         <w:br/>
-        <w:t>Once they lost that fight, though, the residents decided to work with the shelter, rather than against it, led by the neighborhood association and Borough President Claire Schulman of Queens. They have done so, they said, in an effort to keep it from being yet another of the city's impersonal, threatening warehouses of outsiders.</w:t>
+        <w:t xml:space="preserve"> As with the drawings, the show lays out Seurat's course as a painter, from Beaux-Arts classicism through Barbizon and Impressionism to the technique he formulated, which the critic Feneon termed Neo-Impressionism. He lived in an era "when science seemed to be coming into its own and increasingly impressed wide masses with the unlimited possibilities of its discoveries," the Seurat expert John Rewald has noted, and so it is entirely in keeping that the science of color theory would appeal to him.</w:t>
         <w:br/>
-        <w:t xml:space="preserve"> </w:t>
+        <w:t xml:space="preserve"> But the accusation, made during his lifetime and often repeated since, that Seurat was a technician who arranged colored dots on a canvas is completely discredited by even a perfunctory examination of the paintings in this show. There is nothing whatsoever mechanical about the depiction of the dense greenery that cascades down the hills toward the sea in "Port-en-Bessin" of 1888, or the thick cluster of creamy daubs that constitute a stretch of sand in the 1886 work "L'Hospice et le Phare de Honfleur." It was precisely the variety of Seurat's brushwork that gave his paintings what Meyer Schapiro has called their "vibrancy and soft luster."</w:t>
         <w:br/>
-        <w:t>'You Want to Make Sure'</w:t>
+        <w:t xml:space="preserve"> Mr. Herbert concludes the catalogue's introduction by describing Seurat as a contradictory figure: "Sophisticated and naive, classical and primitive, conservative and radical, Seurat looked to the past and the future." He was championed by those who became adherents of the anarchist movement in the 1890's, and yet his political sympathies were never clear. He extended the French rationalist tradition going back to Poussin and David, although he doggedly and solemnly insisted that he was an innovator; instead of feeling flattered by the many imitators he inspired, Seurat was famously jealous. "The more numerous we are, the less originality we have," he once said.</w:t>
         <w:br/>
-        <w:t xml:space="preserve"> "Listen, if it's in your community, you're concerned," said Frank Ross, a Briarwood resident who has volunteered as a computer instructor at the shelter. "You want to make sure it functions correctly. Now that it's a part of the community, we should work together."</w:t>
+        <w:t xml:space="preserve"> Both as artist and friend, he defied simple description. What precisely did he intend by a painting like "Parade de Cirque"? For all its shimmering color and delicacy of tone, this image of entertainers and their audience provokes mostly sadness.</w:t>
         <w:br/>
-        <w:t>The residents, along with Ms. Schulman, said nonprofit organizations had been running safer, cleaner homeless shelters than the city had. In the end, the city contracted with the Salvation Army to run the shelter rather than leaving it to the Human Resources Administration.</w:t>
-        <w:br/>
-        <w:t>And, as residents requested, the shelter has started a variety of social programs, from tutoring and recreation sessions for the children to training for parents. Bank Street College has recruited shelter residents for programs it runs at the shelter.</w:t>
-        <w:br/>
-        <w:t>"The reputation that many shelters have had is that they're a revolving door, that people just come in and out and never really break out of the cycle completely," said Major Betty Israel of the Salvation Army.</w:t>
-        <w:br/>
-        <w:t>Part of the early success of the shelter, those involved say, stems from the decision by residents of Briarwood and neighboring communities to involve themselves in shelter programs like children's after-school recreation.</w:t>
-        <w:br/>
-        <w:t xml:space="preserve"> </w:t>
-        <w:br/>
-        <w:t>Neighbors' Computer Course</w:t>
-        <w:br/>
-        <w:t xml:space="preserve"> As much to protect their own interests as to help the homeless families, some neighbors have shown up at the shelter to offer assistance. "If you help them keep their self-respect," said Barbara Valdez, a 31-year-old volunteer, "they in turn have respect for the neighborhood they're in."</w:t>
-        <w:br/>
-        <w:t>Ms. Valdez, who lives in Queens Village but whose family lives in Briarwood, recently started trying to recruit shelter residents for a computer-literacy course that she and Mr. Ross plan to start soon.</w:t>
-        <w:br/>
-        <w:t>"Basically we have a choice," she said. "We can leave them on their own or we can help them to get out of the situation they're in. If you say that it's not your problem, that's when it becomes your problem."</w:t>
-        <w:br/>
-        <w:t>The other day, as homeless children returning from school entered the shelter, about eight volunteers waited inside with books and games. The children scattered throughout the building, some stopping at a noisy recreation room and the others heading for a second-floor room to pair off with tutors.</w:t>
-        <w:br/>
-        <w:t xml:space="preserve"> </w:t>
-        <w:br/>
-        <w:t>Getting to Know Them</w:t>
-        <w:br/>
-        <w:t xml:space="preserve"> Such has been the daily ritual lately, one that has slowly dispelled some misconceptions on all sides. Taking a moment from setting up bowling pins in the recreation room, a volunteer named Robert Woods talked about getting to know the children, most of whom are black and Hispanic.</w:t>
-        <w:br/>
-        <w:t>"At first they're a little withdrawn and shy, probably because they see I'm a white man," said Mr. Woods, who is 62. "But when they see I'm willing to play, they come around."</w:t>
-        <w:br/>
-        <w:t>At the other end of the room, another volunteer, Brendan Hannon, 17, clutched his head and complained of a headache as small bands of children hooted merrily, tugged at his arm for attention and squabbled over a basketball.</w:t>
-        <w:br/>
-        <w:t>"Before I came here I had a different perception of what homeless children would be like," said Mr. Hannon, one of about 40 student volunteers from nearby Molloy High School. "I figured they'd be dressed in rags. I thought they'd be like evil children. They're not."</w:t>
-        <w:br/>
-        <w:t xml:space="preserve"> </w:t>
-        <w:br/>
-        <w:t>Some Worry About Summer</w:t>
-        <w:br/>
-        <w:t xml:space="preserve"> Some residents say, however, that it is too early to know whether the shelter will successfully fit into the neighborhood, and they worry what might happen when the summer comes and brings people out onto the streets.</w:t>
-        <w:br/>
-        <w:t>"There hasn't been any problem with it yet," said Henry Vartanian, one resident who opposed the shelter. "But we're very cautious about it."</w:t>
-        <w:br/>
-        <w:t>In a second-floor apartment of the shelter, Ms. Farmer echoed those thoughts. "So far, so good," she said, still bitter about her experience at the shelter in Jamaica. "But I wonder whether there will be tension here soon."</w:t>
+        <w:t xml:space="preserve"> And he composed an unpeopled 1890 view of the channel of Gravelines at evening, one of the show's most poignant and radiant pictures, in such a way that, as with some of Friedrich's seascapes, the two anchors on the quay become metaphors of desolation and loneliness. Seurat went to lengths, in this case and others, to paint bustling harbors as empty, melancholic places. The painter of modern life, the proponent of color theory, was also a romantic. As this exhibition makes abundantly clear, he possessed not the hand of a pedant but the touch of a poet.</w:t>
         <w:br/>
         <w:br/>
         <w:t>Graphic</w:t>
@@ -131,11 +91,7 @@
         <w:br/>
         <w:t xml:space="preserve"> </w:t>
         <w:br/>
-        <w:t>Photo: Months after a homeless shelter opened, residents of Briarwood, Queens, have found ways to support their new neighbors while preserving their community by volunteering as tutors and counselors. At an after-school art class, Nakia Farmer, who lives at the shelter with her mother, shared a tray of paints with a neighbor. (Ed Quinn for The New York Times) (pg. B1)</w:t>
-        <w:br/>
-        <w:t xml:space="preserve"> </w:t>
-        <w:br/>
-        <w:t>Map shows location of the shelter. (pg. B2)</w:t>
+        <w:t>Photos: Seurat's "Parade de Cirque" (1887-88) at the Met--dispelling more than one popular misconception (The Metropolitan Museum of Art) (pg. 1); A Seurat drawing of his mother doing embroidery--private emotions (The Museum of Modern Art/The Metropolitan Museum of Art); Seurat's "Circus"--brilliantly colored dots and dashes that proved perplexing to mainstream French audiences (Musee d'Orsay/The Metropolitan Museum of Art) (pg. 35)</w:t>
       </w:r>
     </w:p>
     <w:sectPr>

--- a/example_articles/countries/France/3.countries_France_New_York_Times.docx
+++ b/example_articles/countries/France/3.countries_France_New_York_Times.docx
@@ -7,9 +7,9 @@
         <w:pStyle w:val="Heading1"/>
       </w:pPr>
       <w:r>
-        <w:t>ART VIEW;</w:t>
+        <w:t>STAGE VIEW;</w:t>
         <w:br/>
-        <w:t>Seurat: The Enigma Behind the Luster</w:t>
+        <w:t>INNOVATION BLOSSOMS ON THE FRINGES OF PARIS</w:t>
       </w:r>
     </w:p>
     <w:p>
@@ -19,12 +19,12 @@
     </w:p>
     <w:p>
       <w:r>
-        <w:t>Date: 1991-09-22</w:t>
+        <w:t>Date: 1986-05-18</w:t>
       </w:r>
     </w:p>
     <w:p>
       <w:r>
-        <w:t>Section: Section 2;; Section 2; Page 1; Column 2; Arts &amp; Leisure Desk; Column 2;; Biography</w:t>
+        <w:t>Section: Section 2; Page 5, Column 1; Arts and Leisure Desk; Review</w:t>
       </w:r>
     </w:p>
     <w:p>
@@ -51,39 +51,37 @@
     </w:p>
     <w:p>
       <w:r>
-        <w:t>A century after his death from diphtheria at the age of 31, Georges Seurat remains a mystery. In his personal affairs he was so intensely private that even his closest friends were surprised to discover when he died that he had had a child by a mistress, Madeleine Knoblock. The paintings and drawings he left behind in the so-called scientific style of brilliantly colored dots and dashes proved perplexing to mainstream French audiences and his death went largely unnoticed in the press, his works fetched only a few hundred francs, and it took until this year for his native city of Paris to honor him with the sort of major retrospective he deserves.</w:t>
+        <w:t>Just as Off Broadway is the locus of experimental theater in New York, so too in France one must generally venture out of Paris to view innovative stagings or discover new plays. It is outside the city limits that one finds the artistically venturesome ''theatres peripheriques,'' the suburban theaters strategically located in the working-class districts that encircle the city: Bobigny, St. Denis, Nanterre, Aubervilliers.</w:t>
         <w:br/>
-        <w:t>That exhibition has now arrived at the Metropolitan Museum of Art in New York, where it opens in a revised form to the public on Tuesday, after a dozen days of members' previews. It is nothing short of ravishing, a provocative, thoughtful show, far more coherently and elegantly displayed than it was in the difficult spaces of the Grand Palais. It remains on view through Jan. 12.</w:t>
+        <w:t>The existence of these so-called Off Paris theaters can be traced back to the early 1960's, when Andre Malraux, President de Gaulle's Minister of Culture, began to implement a policy of decentralization to lessen the gravitational pull of Paris. To effect this program, Malraux created ''les Maisons de la Culture,'' local centers with spaces for theater productions, film projections, gallery shows, readings and lectures. These houses of culture were handsomely subsidized and entrusted to some of France's leading young theater directors. The effectiveness of these centers, however, depended on the organizational skills and artistic imagination of their administrators.</w:t>
         <w:br/>
-        <w:t>From the early rooms of drawings -- which Seurat's friend and colleague Paul Signac may have been right to call "the most beautiful painters' drawings in existence" -- to the last gallery, in which hang two of the artist's late, great pictures, "Cirque" and "Parade de Cirque," the exhibition lays out the full scope and significance of what Seurat achieved during his brief career. The popular misconception that he left behind only a small body of work is dispelled once and for all by this selection of more than 200 of the many hundreds of paintings and drawings he produced during a decade of tireless productivity. After seeing "Seurat," one can readily imagine why even mature artists like Camille Pissarro decided for a time to throw aside what they had done before and follow in the young painter's radical footsteps.</w:t>
+        <w:t>The ''Maison de la Culture'' in the Paris suburb of Bobigny, northeast of the city, was supposed to be directed, starting a year ago, by the dissident creator of Moscow's Taganka theater, Yuri Lyubimov, but the community resisted the idea of having a Soviet dissenter in its midst. The Bobigny theater, now in the hands of Rene Gonzales, the former director of the Gerard Philipe theater at St. Denis, seems entirely apolitical in its programming.</w:t>
         <w:br/>
-        <w:t xml:space="preserve"> The show is not without gaps, beginning with the absence of the work that established him, right off the bat, at the age of 23, as an artist of immense importance. How extraordinary the experience must have been for the Parisians who first encountered "Une Bai gnade, Asnieres" at the Salon des Independants in the spring of 1884, and no wonder critics had difficulty deciding on how to categorize the painting. In its arrangement of posed, statuesque, almost waxen figures, it recalled the Beaux-Arts tradition, and perhaps looked even further back, as T. J. Clark has suggested, to the work of Poussin. But it also echoed the self-consciously awkward classicism of one of Seurat's contemporary heroes, Puvis de Chavannes.</w:t>
+        <w:t>The most striking production of Mr. Gonzales's first season was an operatic rendition of Peter Weiss's ''Marat-Sade'' by the Compagnia dell Collettivo di Parma. The work was directed by Walter Le Moli, whose idea it was to have the text recited to Vivaldi's ''Four Seasons.'' Gone was the expressionist approach to portraying madness that characterized the landmark performances of ''Marat-Sade'' by the companies of Konrad Swinarski and Peter Brook. However, the feeling of being invited to the Charenton mental hospital to view de Sade's ''Persecution and Assassination of Jean-Paul Marat'' was somewhat strengthened by the constant presence of a chamber orchestra upon a platform. The recitativo style of acting, a great challenge to the actors, added a sacerdotal touch to the proceedings, and the tapestry of foreign accents by an international cast, which included David Warrilow as Marat and Daniel Emilfork as de Sade, lent a rich, disquieting feeling of estrangement. Madness as a political metaphor was still an integral part of the spectacle, but it was held in check by the musical form, bursting out only on occasion.</w:t>
         <w:br/>
-        <w:t xml:space="preserve"> And yet it was the kind of work that characterized the art of the Impressionists, an image of men bathing at an unfashionable stretch of the Seine in the working-class area called Asnieres. Seurat monumentalized the everyday and everyday workers, and in so doing also endowed them with a degree of artificiality that seemed a commentary on modern life. Seurat's figures are more archetypes than individuals, isolated from one another even though occupying the same spaces, dignified but in a grave way that speaks to what the Seurat scholar Bernd Growe has called "the pathos of anonymity."</w:t>
+        <w:t>Bobigny's gain has been the loss of the Theatre Gerard Philipe at St. Denis, north of Paris. The theater has been renamed the T.G.P. Daniel Mesguich, in honor of its newly appointed director, the movie and television actor Daniel Mesguich. Mr. Mesguich takes pride in breaking up classical masterpieces by reordering the sequence of the scenes, or sneaking into a play a medley of characters from other well-known dramatic works. Thus Mr. Mesguich's ''Romeo and Juliet'' was haunted by Racine's Phedre, Richard II, Hugo's Ruy Blas, Hamlet, Cyrano and Moliere's Don Juan, all of whom actually make appearances on stage.</w:t>
         <w:br/>
-        <w:t xml:space="preserve"> The exhibition includes numerous drawings and painted sketches for "Baignade" documenting the methodical process by which Seurat composed his major works. In an ideal world, the National Gallery in London would have lent the sorely missed "Bai gnade" to the show, just as the Art Institute of Chicago would have lent "La Grande Jatte," the Barnes Foundation near Philadelphia would have lent "Poseuses," and the Kroller-Muller in the Netherlands would have lent "Chahut." But for various legal and conservation reasons, these key paintings were not allowed to travel.</w:t>
+        <w:t>The theater's 1985-86 season opened with Musset's ''Lorenzaccio,'' one of the most poetic and political dramas of the 19th century. Before the opening, the director jolted the press with the statement: ''I'm staging Arthur Rimbaud's 'Lorenzaccio' - the 'Lorenzaccio' Rimbaud or Nerval might have written - not Musset's. This is my personal reverie upon the text.''</w:t>
         <w:br/>
-        <w:t xml:space="preserve"> Their absence is made more conspicuous than it was in Paris by the fact that the Metropolitan has hung related drawings and paintings together. By so adroitly clarifying the relationships between preparatory works and final pictures, the museum has, paradoxically, also emphasized the gaps.</w:t>
+        <w:t>As a result, the picture of political tyranny - the historical re-creation of the 1537 assassination of Alexander of Medici, Duke of Florence, by his cousin Lorenzaccio -vanished. All that was left was a dramatization of the pathological love/hate of the young Lorenzaccio for the duke, whom he assists as panderer in his orgies. Among the ever-present elements of Mr. Mesguich's stage language are black leather garb, kisses between victim and murderer at the moment of assassination, hysterical laughter and overblown, Grand Guignol gesturing.</w:t>
         <w:br/>
-        <w:t xml:space="preserve"> Yet the peerless drawings and the revelations in the last galleries of landscapes and other paintings largely make up for the missing works -- which in any case are discussed at length in the 450-page catalogue written principally by Robert Herbert, the American art historian, who has spent decades working on Seurat.</w:t>
+        <w:t>Like the new theater at St. Denis, Patrice Chereau's Theatre des Amandiers at Nanterre, west of Paris, attracts both the intelligentsia and a chic Parisian audience. Although listed among the ''theatres peripheriques,'' the magnificent space of the Amandiers is no suburban operation. It is equipped with all the latest state-of-the-art technical facilities (portions of the stage can be raised, lowered and flooded to form pools, lakes and flowing streams, and sets can travel across the stage both right and left). Except for the Theatre de la Ville in the center of town, at the Chatelet, no Paris theater can boast of such possibilities. However, this embarrassment of riches often proves a liability as a play disappears, swallowed up by the ballet of mobile walls and shifting surfaces, chiaroscuro lighting and such allusive sound effects as the roar of the tide and the barking of wild dogs.</w:t>
         <w:br/>
-        <w:t xml:space="preserve"> Mr. Herbert has organized the exhibition in collaboration with Francoise Cachin, Signac's granddaughter and the director of the Musee d'Orsay in Paris, Anne Distel of Orsay, and Gary Tinterow and Susan Alyson Stein at the Metropolitan. They have begun with the student drawings of plaster casts and live models, and copies from Old Masters, none of which reveal the style an exquisite touch that characterized the artist's maturity.</w:t>
+        <w:t>These days, in France a show is typically the joint creation of the director and the stage, set, sound and lighting designers, with the dramatist and actors taking second place. At the Amandiers, the duo of Mr. Chereau, director, and Richard Peduzzi, his regular stage designer, sets the somber, grandiloquent tone of the productions.</w:t>
         <w:br/>
-        <w:t xml:space="preserve"> One can measure the distance his art traveled from these early works by comparing the tentative 1875 drawing of a sculpture from the Parthenon with the supremely suave and velvety rendition seven years later of the artist Aman-Jean, one of the great portrait drawings of the 19th century.</w:t>
+        <w:t>Mr. Chereau, who has directed such works as Edward Bond's ''Lear'' and Ibsen's ''Peer Gynt'' at the Theatre National Populaire near Lyons, has been leaning in the direction of the operatic gesture. That predilection found its proper expression in his staging of the ''Ring'' at Bayreuth in 1976 and Berg's ''Lulu'' in 1979 at the Paris Opera, but it obscures and overwhelms the thinly poetic text of the young house dramatist, Bernard-Marie Koltes.</w:t>
         <w:br/>
-        <w:t xml:space="preserve"> With his beloved Conte crayon in hand and a sheet of the heavily textured, milky white Michallet paper before him, Seurat brought into being a dark world of dark figures surrounded by eerie halos of light. It is amazing how much detail he conveyed with what seems like the most impalpable of means, and also how much feeling. He could bring to mind Goya's netherworld or Redon's Symbolism or the quotidian views depicted by Millet. He could be amusing, when borrowing a cue from the posters that he so admired and on which he relied heavily, or he could suggest the most private of emotions in a rendition of his mother intently sewing, a work that points the way toward Vuillard.</w:t>
+        <w:t>The concluding show of the 1985-86 season at the Amandiers was Mr. Koltes's ''Quai Ouest,'' set in a shipping warehouse full of rotting crates and rusty metal containers at the edge of a nameless river near a port. The play's characters meet in this wasteland, which suggests New York's Hudson River waterfront, despite program notes that specifically deny this connection. The text, however, conveys the European mythic vision of America's love of money, raw violence and racial strife. Monique, a character who has driven a despondent friend to this spot, evokes it as it once was: ''This used to be a middle-class neighborhood with coffeehouses, shops, parks, trees, with children playing, artisans practicing their crafts, retirees; an ordinary, innocent world. Not so long ago! Now anyone getting lost here could be murdered in broad daylight, his body tossed into the river with no one venturing to look for it.''</w:t>
         <w:br/>
-        <w:t xml:space="preserve"> Throughout the show, even modest drawings rival the paintings. One is among the preliminary sketches for "La Grande Jatte," a rendition of a row of trees so stark and abstract it has something of the effect of a Barnett Newman zip painting. An amusing drawing of a bootblack and his client typifies Seurat's ability to create glyphs that crystallize and make memorable the most mundane transaction. And Seurat's manner of drawing is especially suited to scenes of music halls and concerts, with their abrupt darks and lights, which are dependent on Degas's cropped images and wry juxtapositions.</w:t>
+        <w:t>The drifters, business failures, political refugees and uprooted ethnics who meet among the sliding crates and high, mobile walls of this space indulge in pipe dreams, brief couplings, petty larceny and murder. They speak a strangely accented language, the Esperanto of the hopeless. The play ends with a silent young black shooting his best friend, a white boy, who claims to live for the day when he will make his way out of the lower depths.</w:t>
         <w:br/>
-        <w:t xml:space="preserve"> As with the drawings, the show lays out Seurat's course as a painter, from Beaux-Arts classicism through Barbizon and Impressionism to the technique he formulated, which the critic Feneon termed Neo-Impressionism. He lived in an era "when science seemed to be coming into its own and increasingly impressed wide masses with the unlimited possibilities of its discoveries," the Seurat expert John Rewald has noted, and so it is entirely in keeping that the science of color theory would appeal to him.</w:t>
+        <w:t>In this star-studded co-production (with the Comedie Francaise), the arresting presence of Maria Casares lends depth to what might have been merely an elegant production. The Spanish-born Miss Casares is one of Mr. Chereau's regulars and was the leading actress in many dramas by her friend Albert Camus. Her diatribe in Spanish and in the Indian language of Quechua - no translations are provided for either tongue - conveys the sense of loss that permeates the drama.</w:t>
         <w:br/>
-        <w:t xml:space="preserve"> But the accusation, made during his lifetime and often repeated since, that Seurat was a technician who arranged colored dots on a canvas is completely discredited by even a perfunctory examination of the paintings in this show. There is nothing whatsoever mechanical about the depiction of the dense greenery that cascades down the hills toward the sea in "Port-en-Bessin" of 1888, or the thick cluster of creamy daubs that constitute a stretch of sand in the 1886 work "L'Hospice et le Phare de Honfleur." It was precisely the variety of Seurat's brushwork that gave his paintings what Meyer Schapiro has called their "vibrancy and soft luster."</w:t>
+        <w:t>Earlier in the season, Miss Casares figured prominently in a production at Aubervilliers, a theater just north of Paris that attracts both young local residents and sophisticated Parisians in search of freshness and innovation. Miss Casares's portrayal of a terrorist bomb thrower served to highlight the ironic surrealism of ''La Nuit de Madame Lucienne'' (''Madame Lucienne's Night''). The work is a mock-Pirandellian melodrama (the author is in search of his characters during a rehearsal that might actually be real life), complete with hand puppet of a rat. ''La Nuit de Madame Lucienne'' was written by Copi, an Argentine dramatist/cartoonist who lives in Paris, and directed by another Argentine, Jorge Lavelli, who made his mark in Paris by staging Ionesco's somber farce, ''Killing Games.''</w:t>
         <w:br/>
-        <w:t xml:space="preserve"> Mr. Herbert concludes the catalogue's introduction by describing Seurat as a contradictory figure: "Sophisticated and naive, classical and primitive, conservative and radical, Seurat looked to the past and the future." He was championed by those who became adherents of the anarchist movement in the 1890's, and yet his political sympathies were never clear. He extended the French rationalist tradition going back to Poussin and David, although he doggedly and solemnly insisted that he was an innovator; instead of feeling flattered by the many imitators he inspired, Seurat was famously jealous. "The more numerous we are, the less originality we have," he once said.</w:t>
+        <w:t>This jewel box of an Italian playhouse, patterned after the one at Parma, is under the imaginative leadership of Alfredo Arias, yet another Argentine. (The Latin American presence is strong at this theater.) ''Whether one interprets the classics or creates new works, the important thing to remember is not to break the mirror,'' Mr. Arias explains. ''Theater is magic, an architecture of dreams and illusions, but if you do it right - as I hope we will -then your audience will be diversified, as it was in Shakespeare's time.''</w:t>
         <w:br/>
-        <w:t xml:space="preserve"> Both as artist and friend, he defied simple description. What precisely did he intend by a painting like "Parade de Cirque"? For all its shimmering color and delicacy of tone, this image of entertainers and their audience provokes mostly sadness.</w:t>
-        <w:br/>
-        <w:t xml:space="preserve"> And he composed an unpeopled 1890 view of the channel of Gravelines at evening, one of the show's most poignant and radiant pictures, in such a way that, as with some of Friedrich's seascapes, the two anchors on the quay become metaphors of desolation and loneliness. Seurat went to lengths, in this case and others, to paint bustling harbors as empty, melancholic places. The painter of modern life, the proponent of color theory, was also a romantic. As this exhibition makes abundantly clear, he possessed not the hand of a pedant but the touch of a poet.</w:t>
+        <w:t>As all these efforts indicate, the decentralized theaters surrounding the city are providing a variety of options for those endowed with the spirit of adventure or afflicted with a jaded appetite, and have attracted a Parisian audience to the city's periphery. Just as New York's Off Broadway serves as a magnet for unusual and stimulating theatrical offerings, so too do the theaters outside Paris provide offbeat and provocative fare that theatergoers would not be likely to find elsewhere. Vivent les differences!</w:t>
         <w:br/>
         <w:br/>
         <w:t>Graphic</w:t>
@@ -91,7 +89,7 @@
         <w:br/>
         <w:t xml:space="preserve"> </w:t>
         <w:br/>
-        <w:t>Photos: Seurat's "Parade de Cirque" (1887-88) at the Met--dispelling more than one popular misconception (The Metropolitan Museum of Art) (pg. 1); A Seurat drawing of his mother doing embroidery--private emotions (The Museum of Modern Art/The Metropolitan Museum of Art); Seurat's "Circus"--brilliantly colored dots and dashes that proved perplexing to mainstream French audiences (Musee d'Orsay/The Metropolitan Museum of Art) (pg. 35)</w:t>
+        <w:t>Photo of Maria Casares (Agence de Presse Bernand)</w:t>
       </w:r>
     </w:p>
     <w:sectPr>
